--- a/assets/leonid_saidulin_product_resume_ru.docx
+++ b/assets/leonid_saidulin_product_resume_ru.docx
@@ -114,7 +114,7 @@
           <w:color w:val="111111"/>
           <w:sz w:val="19"/>
         </w:rPr>
-        <w:t>Меня зовут Леонид. Я Product Lead и ищу международный проект в SaaS, PropTech или Voice AI, где смогу применить опыт развития B2B-продуктов и расти вместе с международной командой.</w:t>
+        <w:t>Меня зовут Леонид. Сейчас я руковожу продуктом «Мой Дом Онлайн» и ищу международную команду, где смогу применить опыт запуска и развития B2B SaaS-продуктов.</w:t>
       </w:r>
     </w:p>
     <w:p>
@@ -128,7 +128,7 @@
           <w:color w:val="111111"/>
           <w:sz w:val="19"/>
         </w:rPr>
-        <w:t>Руковожу продуктовым развитием «Мой Дом Онлайн», системы автоматизации работы сотрудников ЖКХ-компаний. Главное УТП продукта: голосовой робот-диспетчер, который принимает обращения и показания без участия сотрудника. Параллельно нахожу и запускаю новые направления, которые увеличивают средний чек, создают возможности для upsell и усиливают продукт на переговорах с клиентом.</w:t>
+        <w:t>«Мой Дом Онлайн» помогает управляющим и ресурсоснабжающим организациям автоматизировать работу с жителями. Основное преимущество продукта — голосовой робот-диспетчер, который принимает заявки и показания без участия сотрудника. Я также запускаю новые направления, которые помогают допродавать продукт действующим клиентам и понятнее объяснять его ценность новым.</w:t>
       </w:r>
     </w:p>
     <w:p>
@@ -156,7 +156,7 @@
           <w:color w:val="111111"/>
           <w:sz w:val="19"/>
         </w:rPr>
-        <w:t>159 действующих B2B-клиентов | MRR 2,85 млн ₽ | около 2 млн лицевых счетов | около 50 тыс. пользователей. Количество квартир с приложением жителя выросло на 44% с октября 2025 по май 2026. Это масштаб компании и результат команды; мой вклад раскрыт в достижениях ниже.</w:t>
+        <w:t>159 действующих B2B-клиентов | MRR 2,85 млн ₽ | около 2 млн лицевых счетов | около 50 тыс. пользователей. С октября 2025 по май 2026 количество квартир, подключённых к приложению жителя, выросло на 44%. Это показатели компании и всей команды.</w:t>
       </w:r>
     </w:p>
     <w:p>
@@ -197,7 +197,7 @@
           <w:color w:val="111111"/>
           <w:sz w:val="19"/>
         </w:rPr>
-        <w:t xml:space="preserve"> качественные интервью, количественный анализ CRM, SQL и продуктовых метрик, сегментация, ICP, проверка гипотез и AI-синтез интервью.</w:t>
+        <w:t xml:space="preserve"> качественные интервью, анализ данных из CRM, SQL-выгрузок и продуктовых метрик, сегментация, выбор целевого клиента, проверка гипотез, расшифровка и группировка интервью с помощью ИИ.</w:t>
       </w:r>
     </w:p>
     <w:p>
@@ -224,7 +224,7 @@
           <w:color w:val="111111"/>
           <w:sz w:val="19"/>
         </w:rPr>
-        <w:t xml:space="preserve"> B2B SaaS, запуск 0 → 1, go-to-market, первые продажи, roadmap, P&amp;L, MRR, ARPU, payback, churn и бизнес-модель продукта.</w:t>
+        <w:t xml:space="preserve"> B2B SaaS, создание продукта с нуля и вывод на рынок, первые продажи, дорожная карта, P&amp;L, MRR, ARPU, payback, churn и бизнес-модель продукта.</w:t>
       </w:r>
     </w:p>
     <w:p>
@@ -251,7 +251,7 @@
           <w:color w:val="111111"/>
           <w:sz w:val="19"/>
         </w:rPr>
-        <w:t xml:space="preserve"> Bitrix24, AppMetrica, n8n, Codex, OpenAI/LLM, SpeechKit, MCP; AI-анализ звонков и ведение доказательной базы продуктовых гипотез.</w:t>
+        <w:t xml:space="preserve"> Bitrix24, AppMetrica, n8n, Codex, OpenAI/LLM, SpeechKit, MCP; анализ звонков с помощью ИИ и база продуктовых гипотез со ссылками на звонки и интервью.</w:t>
       </w:r>
     </w:p>
     <w:p>
@@ -278,7 +278,7 @@
           <w:color w:val="111111"/>
           <w:sz w:val="19"/>
         </w:rPr>
-        <w:t xml:space="preserve"> кросс-функциональная команда, внешние подрядчики, SLA, API, переговоры по интеграциям, экспертный контент и органическое продвижение блога.</w:t>
+        <w:t xml:space="preserve"> работа с продажами, поддержкой, разработкой, финансами и юристами; управление подрядчиками, SLA, API, переговоры по интеграциям и ведение экспертного блога.</w:t>
       </w:r>
     </w:p>
     <w:p>
@@ -366,7 +366,7 @@
           <w:color w:val="111111"/>
           <w:sz w:val="19"/>
         </w:rPr>
-        <w:t>Сфокусировал продукт на сервисных УК.</w:t>
+        <w:t>Выбрал сервисные УК как основной сегмент.</w:t>
       </w:r>
       <w:r>
         <w:rPr>
@@ -375,7 +375,7 @@
           <w:color w:val="111111"/>
           <w:sz w:val="19"/>
         </w:rPr>
-        <w:t xml:space="preserve"> Провёл 22 интервью и проверил около шести гипотез. Выделил сегмент компаний, которые инвестируют в сервис для жителей и автоматизацию, затем перепаковал МДО под их процессы и сделал голосового диспетчера главным УТП.</w:t>
+        <w:t xml:space="preserve"> Провёл 22 интервью и проверил около шести гипотез. Выяснил, что такие компании готовы вкладываться в сервис для жителей и автоматизацию. Изменил позиционирование и материалы под их рабочие процессы, а голосового диспетчера сделал главным преимуществом продукта.</w:t>
       </w:r>
     </w:p>
     <w:p>
@@ -393,7 +393,7 @@
           <w:color w:val="111111"/>
           <w:sz w:val="19"/>
         </w:rPr>
-        <w:t>Подтвердил новое позиционирование через marketplace услуг.</w:t>
+        <w:t>Создал маркетплейс услуг для сервисных УК.</w:t>
       </w:r>
       <w:r>
         <w:rPr>
@@ -402,7 +402,7 @@
           <w:color w:val="111111"/>
           <w:sz w:val="19"/>
         </w:rPr>
-        <w:t xml:space="preserve"> Создал модуль платных услуг УК и её партнёров в приложении жителя. В пилоте участвовали три организации; закрыл одну допродажу действующему клиенту. После пилота остановил отдельную монетизацию, когда спрос не подтвердился.</w:t>
+        <w:t xml:space="preserve"> Модуль позволил управляющей компании продавать свои услуги и услуги партнёров в приложении жителя. В пилоте участвовали три организации; я провёл одну допродажу действующему клиенту. После пилота отказался от отдельной монетизации модуля, поскольку спрос не подтвердился.</w:t>
       </w:r>
     </w:p>
     <w:p>
@@ -420,7 +420,7 @@
           <w:color w:val="111111"/>
           <w:sz w:val="19"/>
         </w:rPr>
-        <w:t>Запустил Расчётный центр с нуля.</w:t>
+        <w:t>Подтвердил спрос на интеграцию с MAX и запустил апсейлы.</w:t>
       </w:r>
       <w:r>
         <w:rPr>
@@ -429,7 +429,7 @@
           <w:color w:val="111111"/>
           <w:sz w:val="19"/>
         </w:rPr>
-        <w:t xml:space="preserve"> Провёл около 17 интервью с клиентами, внешними экспертами, расчётчиками и бухгалтерами, выполнил контрольную закупку и реверс-инжиниринг конкурентов. Выбрал собственную разработку, подготовил ЧТЗ, нашёл подрядчика 66bit и эксперта по начислениям, принимаю каждый этап MVP.</w:t>
+        <w:t xml:space="preserve"> Проверка оффера показала готовность платить у 80% клиентской базы. Модель апсейла добавляет 6% к ARR базы, а подключение домовых чатов расширяет доступную аудиторию в четыре раза: с 30 до 120 тыс. пользователей. Рост активной базы повышает капитализацию бизнеса.</w:t>
       </w:r>
     </w:p>
     <w:p>
@@ -447,7 +447,7 @@
           <w:color w:val="111111"/>
           <w:sz w:val="19"/>
         </w:rPr>
-        <w:t>Построил go-to-market Расчётного центра.</w:t>
+        <w:t>Начал разработку собственного Расчётного центра.</w:t>
       </w:r>
       <w:r>
         <w:rPr>
@@ -456,12 +456,34 @@
           <w:color w:val="111111"/>
           <w:sz w:val="19"/>
         </w:rPr>
-        <w:t xml:space="preserve"> Подготовил пилотную программу, статьи, посадочную страницу и КП; участвовал в найме и онбординге менеджера и веду каждый технический созвон. За два месяца команда прошла 176 компаний: 73 содержательных разговора, 19 технических созвонов, 5 договоров или побед и 2 продажи с суммарным MRR 18 тыс. ₽.</w:t>
+        <w:t xml:space="preserve"> Провёл около 17 интервью с клиентами, внешними экспертами, расчётчиками и бухгалтерами, сделал контрольную закупку и разобрал решения конкурентов. Подготовил ЧТЗ, нашёл подрядчика 66bit и эксперта по начислениям. Сейчас проверяю и принимаю каждый этап разработки MVP.</w:t>
       </w:r>
     </w:p>
     <w:p>
+      <w:pPr>
+        <w:pStyle w:val="ResumeBullet"/>
+        <w:numPr>
+          <w:ilvl w:val="0"/>
+          <w:numId w:val="1"/>
+        </w:numPr>
+      </w:pPr>
       <w:r>
-        <w:br w:type="page"/>
+        <w:rPr>
+          <w:rFonts w:ascii="Calibri" w:hAnsi="Calibri" w:eastAsia="Calibri"/>
+          <w:b/>
+          <w:color w:val="111111"/>
+          <w:sz w:val="19"/>
+        </w:rPr>
+        <w:t>Организовал запуск и продажи Расчётного центра.</w:t>
+      </w:r>
+      <w:r>
+        <w:rPr>
+          <w:rFonts w:ascii="Calibri" w:hAnsi="Calibri" w:eastAsia="Calibri"/>
+          <w:b w:val="0"/>
+          <w:color w:val="111111"/>
+          <w:sz w:val="19"/>
+        </w:rPr>
+        <w:t xml:space="preserve"> Подготовил пилотную программу и коммерческие предложения, участвовал в найме и обучении менеджера, лично провожу технические созвоны. За два месяца команда обработала 176 компаний, провела 73 разговора и 19 технических созвонов. Две компании запустили пилоты и подтвердили спрос; одна оплатила годовой договор на 180 тыс. ₽.</w:t>
       </w:r>
     </w:p>
     <w:p>
@@ -507,7 +529,7 @@
           <w:color w:val="111111"/>
           <w:sz w:val="19"/>
         </w:rPr>
-        <w:t>Провожу ежегодное исследование рынка.</w:t>
+        <w:t>Пересобрал стратегию МДО на 2026–2028 годы.</w:t>
       </w:r>
       <w:r>
         <w:rPr>
@@ -516,7 +538,7 @@
           <w:color w:val="111111"/>
           <w:sz w:val="19"/>
         </w:rPr>
-        <w:t xml:space="preserve"> Сравниваю действующих и ушедших клиентов, несостоявшихся покупателей, потенциальных клиентов, сервисные УК и сотрудников конкурентов. По итогам восьми интервью в 2026 году определил риск ухода коммуникации с жителем в ГИС ЖКХ и выбрал для робота модель «AI-диспетчер + человек».</w:t>
+        <w:t xml:space="preserve"> Сверил план и факт по выручке, продажам, churn и P&amp;L с результатами 22 интервью. Приоритизировал SLA и удержание, ГИС ЖКХ, Расчётный центр и Voice AI. После проверки MVP заменил ранний прогноз выручки РЦ на KPI качества пилотов и перехода в оплату.</w:t>
       </w:r>
     </w:p>
     <w:p>
@@ -534,7 +556,7 @@
           <w:color w:val="111111"/>
           <w:sz w:val="19"/>
         </w:rPr>
-        <w:t>Восстанавливаю реальные рабочие процессы.</w:t>
+        <w:t>Каждый год исследую рынок.</w:t>
       </w:r>
       <w:r>
         <w:rPr>
@@ -543,7 +565,34 @@
           <w:color w:val="111111"/>
           <w:sz w:val="19"/>
         </w:rPr>
-        <w:t xml:space="preserve"> Заранее фиксирую скрытые гипотезы, прошу восстановить последний рабочий кейс и сверяю ответы с CRM, поддержкой, SQL, поведением в продукте и готовностью платить. AI расшифровывает и группирует материал; выводы сохраняю со ссылками на исходные фрагменты.</w:t>
+        <w:t xml:space="preserve"> Общаюсь с действующими и ушедшими клиентами, компаниями, которые отказались от покупки, потенциальными клиентами, сервисными УК и сотрудниками конкурентов. После 22 интервью в 2026 году увидел риск: УК и жители постепенно переносят общение в ГИС ЖКХ. Решил развивать робота как связку «ИИ-диспетчер + человек».</w:t>
+      </w:r>
+    </w:p>
+    <w:p>
+      <w:pPr>
+        <w:pStyle w:val="ResumeBullet"/>
+        <w:numPr>
+          <w:ilvl w:val="0"/>
+          <w:numId w:val="1"/>
+        </w:numPr>
+      </w:pPr>
+      <w:r>
+        <w:rPr>
+          <w:rFonts w:ascii="Calibri" w:hAnsi="Calibri" w:eastAsia="Calibri"/>
+          <w:b/>
+          <w:color w:val="111111"/>
+          <w:sz w:val="19"/>
+        </w:rPr>
+        <w:t>На интервью разбираю конкретные рабочие случаи.</w:t>
+      </w:r>
+      <w:r>
+        <w:rPr>
+          <w:rFonts w:ascii="Calibri" w:hAnsi="Calibri" w:eastAsia="Calibri"/>
+          <w:b w:val="0"/>
+          <w:color w:val="111111"/>
+          <w:sz w:val="19"/>
+        </w:rPr>
+        <w:t xml:space="preserve"> Гипотезы формулирую заранее, но не подсказываю их респонденту. Прошу подробно разобрать последний реальный случай, затем сверяю ответы с CRM, обращениями в поддержку, SQL-выгрузками, поведением в продукте и готовностью платить. Использую ИИ для расшифровки и первичной группировки, а важные фрагменты переслушиваю сам.</w:t>
       </w:r>
     </w:p>
     <w:p>
@@ -575,7 +624,7 @@
           <w:color w:val="111111"/>
           <w:sz w:val="19"/>
         </w:rPr>
-        <w:t>Координирую пять функций и внешнюю команду из двух разработчиков:</w:t>
+        <w:t>Руковожу продуктом и координирую работу продаж, поддержки, разработки, финансов и юристов.</w:t>
       </w:r>
       <w:r>
         <w:rPr>
@@ -584,7 +633,7 @@
           <w:color w:val="111111"/>
           <w:sz w:val="19"/>
         </w:rPr>
-        <w:t xml:space="preserve"> продажи, поддержка и интеграции, engineering, финансы и юристы. Еженедельно с CEO снимаю клиентские и delivery-блокеры; ежемесячно контролирую выручку, payback, SLA, доступность продуктов, churn и использование; ежеквартально пересматриваю P&amp;L, стратегию и stop/go по инициативам.</w:t>
+        <w:t xml:space="preserve"> Во внешней команде разработки сейчас два человека. Каждую неделю с CEO решаю проблемы, которые тормозят продажи, внедрение и разработку. Раз в месяц смотрю выручку, payback, SLA, доступность сервисов, churn и использование продукта. Раз в квартал пересматриваю P&amp;L, стратегию и список инициатив.</w:t>
       </w:r>
     </w:p>
     <w:p>
@@ -602,7 +651,7 @@
           <w:color w:val="111111"/>
           <w:sz w:val="19"/>
         </w:rPr>
-        <w:t>Повысил эффективность разработки.</w:t>
+        <w:t>Сократил команду разработки с пяти до двух человек без потери производительности.</w:t>
       </w:r>
       <w:r>
         <w:rPr>
@@ -611,7 +660,7 @@
           <w:color w:val="111111"/>
           <w:sz w:val="19"/>
         </w:rPr>
-        <w:t xml:space="preserve"> Нашёл специалиста для аудита команды и внедрил AI-инструменты в рабочий контур. Backend/frontend-команда сократилась с пяти до двух специалистов и сохранила объём выпуска.</w:t>
+        <w:t xml:space="preserve"> Нашёл специалиста для аудита и добавил ИИ-инструменты в анализ, подготовку требований и разработку. Команда сохранила прежний объём работы.</w:t>
       </w:r>
     </w:p>
     <w:p>
@@ -629,7 +678,7 @@
           <w:color w:val="111111"/>
           <w:sz w:val="19"/>
         </w:rPr>
-        <w:t>Ввёл раннее обнаружение churn-риска.</w:t>
+        <w:t>Настроил раннее выявление риска ухода клиента.</w:t>
       </w:r>
       <w:r>
         <w:rPr>
@@ -638,7 +687,7 @@
           <w:color w:val="111111"/>
           <w:sz w:val="19"/>
         </w:rPr>
-        <w:t xml:space="preserve"> Использую SQL-выгрузки, чтобы отмечать падение заявок, использования робота или диспетчерской на 20%+ к среднему за три месяца. Команда связывается с клиентом до отказа и разбирает причины вместе с поддержкой и разработкой.</w:t>
+        <w:t xml:space="preserve"> Использую SQL-выгрузки, чтобы находить клиентов, у которых число заявок, использование робота или диспетчерской упало на 20% и более относительно среднего за три месяца. Команда связывается с клиентом до отказа и разбирает причины вместе с поддержкой и разработкой.</w:t>
       </w:r>
     </w:p>
     <w:p>
@@ -679,7 +728,7 @@
           <w:color w:val="111111"/>
           <w:sz w:val="19"/>
         </w:rPr>
-        <w:t xml:space="preserve"> Система связала Bitrix24 и AI, обработала 1 501 уникальный звонок и 290 клиентских профилей, нашла 1 089 сигналов-кандидатов; 265 подтверждены и опубликованы, 57 прошли ручное одобрение.</w:t>
+        <w:t xml:space="preserve"> Сервис каждый день анализирует звонки из Bitrix24. Он обработал 1 501 уникальный звонок, собрал 290 профилей клиентов и нашёл 1 089 упоминаний проблем, запросов и идей клиентов. После проверки 265 наблюдений вошли в базу гипотез; 57 из них я одобрил вручную.</w:t>
       </w:r>
     </w:p>
     <w:p>
@@ -697,7 +746,7 @@
           <w:color w:val="111111"/>
           <w:sz w:val="19"/>
         </w:rPr>
-        <w:t>Автоматизировал поиск людей.</w:t>
+        <w:t>Создал бота для поиска респондентов и партнёров на hh.ru.</w:t>
       </w:r>
       <w:r>
         <w:rPr>
@@ -706,7 +755,7 @@
           <w:color w:val="111111"/>
           <w:sz w:val="19"/>
         </w:rPr>
-        <w:t xml:space="preserve"> Создал hh.ru MCP и Telegram-бот для поиска респондентов; отдел агентских продаж использует тот же контур для поиска партнёров.</w:t>
+        <w:t xml:space="preserve"> Я использую его для подбора участников интервью, а отдел агентских продаж — для поиска партнёров.</w:t>
       </w:r>
     </w:p>
     <w:p>
@@ -724,7 +773,7 @@
           <w:color w:val="111111"/>
           <w:sz w:val="19"/>
         </w:rPr>
-        <w:t>Автоматизировал мониторинг рынка.</w:t>
+        <w:t>Настроил поиск тендеров и наблюдение за конкурентами.</w:t>
       </w:r>
       <w:r>
         <w:rPr>
@@ -733,7 +782,7 @@
           <w:color w:val="111111"/>
           <w:sz w:val="19"/>
         </w:rPr>
-        <w:t xml:space="preserve"> Создал ботов, которые собирают релевантные тендеры и ежедневно сравнивают 15 сайтов конкурентов, фиксируя изменения в продуктах, ценах и позиционировании.</w:t>
+        <w:t xml:space="preserve"> Боты собирают подходящие тендеры и каждый день сравнивают 15 сайтов конкурентов, отмечая изменения в продуктах, ценах и позиционировании.</w:t>
       </w:r>
     </w:p>
     <w:p>
@@ -751,7 +800,7 @@
           <w:color w:val="111111"/>
           <w:sz w:val="19"/>
         </w:rPr>
-        <w:t>Построил контент-цикл экспертного блога.</w:t>
+        <w:t>Наладил выпуск материалов для экспертного блога.</w:t>
       </w:r>
       <w:r>
         <w:rPr>
@@ -760,7 +809,7 @@
           <w:color w:val="111111"/>
           <w:sz w:val="19"/>
         </w:rPr>
-        <w:t xml:space="preserve"> Раз в две недели собираю отраслевые темы, готовлю материалы с AI и проверяю их на факты и профессиональную точность перед публикацией и органическим продвижением.</w:t>
+        <w:t xml:space="preserve"> Раз в две недели собираю актуальные отраслевые темы, готовлю черновики с помощью ИИ и сам проверяю факты и профессиональную точность перед публикацией.</w:t>
       </w:r>
     </w:p>
     <w:p>
@@ -806,7 +855,7 @@
           <w:color w:val="111111"/>
           <w:sz w:val="19"/>
         </w:rPr>
-        <w:t>Создал сервис локальных услуг для жилых комплексов, довёл его от идеи до MVP и пилотов с застройщиками и УК. Закрыл проект, когда рынок не подтвердил готовность платить за дополнительный процесс.</w:t>
+        <w:t>Создал сервис локальных услуг для жилых комплексов, довёл его от идеи до MVP и пилотов с застройщиками и УК. Закрыл проект, когда клиенты не подтвердили готовность платить за отдельный сервис.</w:t>
       </w:r>
     </w:p>
     <w:p>

--- a/assets/leonid_saidulin_product_resume_ru.docx
+++ b/assets/leonid_saidulin_product_resume_ru.docx
@@ -77,7 +77,7 @@
     </w:p>
     <w:p>
       <w:pPr>
-        <w:spacing w:before="0" w:after="100"/>
+        <w:spacing w:before="0" w:after="30"/>
         <w:ind w:right="1843"/>
       </w:pPr>
       <w:r>
@@ -88,6 +88,42 @@
         </w:rPr>
         <w:t>Екатеринбург, Россия | удалённая работа / релокация | +7 (911) 836-39-71 | lsajdul@mail.ru | Telegram: @leonidsaidulin</w:t>
       </w:r>
+    </w:p>
+    <w:p>
+      <w:pPr>
+        <w:spacing w:before="0" w:after="80"/>
+        <w:ind w:right="1843"/>
+      </w:pPr>
+      <w:hyperlink r:id="rId10">
+        <w:r>
+          <w:rPr>
+            <w:rFonts w:ascii="Calibri" w:hAnsi="Calibri" w:eastAsia="Calibri"/>
+            <w:color w:val="2E74B5"/>
+            <w:u w:val="single"/>
+            <w:sz w:val="17"/>
+          </w:rPr>
+          <w:t>Портфолио</w:t>
+        </w:r>
+      </w:hyperlink>
+      <w:r>
+        <w:rPr>
+          <w:rFonts w:ascii="Calibri" w:hAnsi="Calibri" w:eastAsia="Calibri"/>
+          <w:color w:val="5B6573"/>
+          <w:sz w:val="17"/>
+        </w:rPr>
+        <w:t xml:space="preserve"> | </w:t>
+      </w:r>
+      <w:hyperlink r:id="rId11">
+        <w:r>
+          <w:rPr>
+            <w:rFonts w:ascii="Calibri" w:hAnsi="Calibri" w:eastAsia="Calibri"/>
+            <w:color w:val="2E74B5"/>
+            <w:u w:val="single"/>
+            <w:sz w:val="17"/>
+          </w:rPr>
+          <w:t>Стратегия МДО 2026–2028</w:t>
+        </w:r>
+      </w:hyperlink>
     </w:p>
     <w:p>
       <w:pPr>
@@ -114,7 +150,7 @@
           <w:color w:val="111111"/>
           <w:sz w:val="19"/>
         </w:rPr>
-        <w:t>Меня зовут Леонид. Сейчас я руковожу продуктом «Мой Дом Онлайн» и ищу международную команду, где смогу применить опыт запуска и развития B2B SaaS-продуктов.</w:t>
+        <w:t>Руковожу B2B SaaS-продуктами от исследования клиента до выручки: изучаю рабочий процесс, выбираю сегмент и УТП, согласую решение с командой, запускаю MVP и пилоты, довожу подтверждённые гипотезы до продаж.</w:t>
       </w:r>
     </w:p>
     <w:p>
@@ -128,7 +164,7 @@
           <w:color w:val="111111"/>
           <w:sz w:val="19"/>
         </w:rPr>
-        <w:t>«Мой Дом Онлайн» помогает управляющим и ресурсоснабжающим организациям автоматизировать работу с жителями. Основное преимущество продукта — голосовой робот-диспетчер, который принимает заявки и показания без участия сотрудника. Я также запускаю новые направления, которые помогают допродавать продукт действующим клиентам и понятнее объяснять его ценность новым.</w:t>
+        <w:t>В «Мой Дом Онлайн» перевёл многоуровневую работу УК с жителем в понятное отраслевое позиционирование. Голосовой диспетчер стал главным преимуществом продукта; новые направления расширяют ценность сервиса и создают основу для апсейлов. Ищу международную команду в SaaS, PropTech или Voice AI.</w:t>
       </w:r>
     </w:p>
     <w:p>
@@ -366,7 +402,7 @@
           <w:color w:val="111111"/>
           <w:sz w:val="19"/>
         </w:rPr>
-        <w:t>Выбрал сервисные УК как основной сегмент.</w:t>
+        <w:t>В первые месяцы выбрал сервисные УК как основной сегмент.</w:t>
       </w:r>
       <w:r>
         <w:rPr>
@@ -375,7 +411,7 @@
           <w:color w:val="111111"/>
           <w:sz w:val="19"/>
         </w:rPr>
-        <w:t xml:space="preserve"> Провёл 22 интервью и проверил около шести гипотез. Выяснил, что такие компании готовы вкладываться в сервис для жителей и автоматизацию. Изменил позиционирование и материалы под их рабочие процессы, а голосового диспетчера сделал главным преимуществом продукта.</w:t>
+        <w:t xml:space="preserve"> Провёл 22 интервью и проверил около шести гипотез. Сервисные компании показали самую высокую готовность платить за автоматизацию. Перевёл сложный продукт в понятное специалистам ЖКХ позиционирование, а голосового диспетчера сделал главным преимуществом.</w:t>
       </w:r>
     </w:p>
     <w:p>
@@ -402,7 +438,75 @@
           <w:color w:val="111111"/>
           <w:sz w:val="19"/>
         </w:rPr>
-        <w:t xml:space="preserve"> Модуль позволил управляющей компании продавать свои услуги и услуги партнёров в приложении жителя. В пилоте участвовали три организации; я провёл одну допродажу действующему клиенту. После пилота отказался от отдельной монетизации модуля, поскольку спрос не подтвердился.</w:t>
+        <w:t xml:space="preserve"> В пилоте участвовали три организации; я провёл одну допродажу. Marketplace стал стимулом перейти с тарифа около 18 тыс. ₽ на комплексный тариф 45 тыс. ₽ MRR, увеличив чек примерно в 2,5 раза. Отдельная монетизация модуля спрос не подтвердила.</w:t>
+      </w:r>
+    </w:p>
+    <w:p>
+      <w:pPr>
+        <w:pStyle w:val="ResumeBullet"/>
+        <w:numPr>
+          <w:ilvl w:val="0"/>
+          <w:numId w:val="1"/>
+        </w:numPr>
+      </w:pPr>
+      <w:r>
+        <w:rPr>
+          <w:rFonts w:ascii="Calibri" w:hAnsi="Calibri" w:eastAsia="Calibri"/>
+          <w:b/>
+          <w:color w:val="111111"/>
+          <w:sz w:val="19"/>
+        </w:rPr>
+        <w:t>Запустил собственный Расчётный центр как недостающую часть работы с жителем.</w:t>
+      </w:r>
+      <w:r>
+        <w:rPr>
+          <w:rFonts w:ascii="Calibri" w:hAnsi="Calibri" w:eastAsia="Calibri"/>
+          <w:b w:val="0"/>
+          <w:color w:val="111111"/>
+          <w:sz w:val="19"/>
+        </w:rPr>
+        <w:t xml:space="preserve"> Интервью подтвердили, что начисления должны работать вместе с диспетчеризацией, данными жителей и мобильным приложением. Провёл около 17 интервью, сделал контрольную закупку, разобрал конкурентов, подготовил ЧТЗ, выбрал подрядчика 66bit и эксперта по начислениям; сейчас принимаю этапы MVP.</w:t>
+      </w:r>
+    </w:p>
+    <w:p>
+      <w:pPr>
+        <w:pStyle w:val="ResumeBullet"/>
+        <w:numPr>
+          <w:ilvl w:val="0"/>
+          <w:numId w:val="1"/>
+        </w:numPr>
+      </w:pPr>
+      <w:r>
+        <w:rPr>
+          <w:rFonts w:ascii="Calibri" w:hAnsi="Calibri" w:eastAsia="Calibri"/>
+          <w:b/>
+          <w:color w:val="111111"/>
+          <w:sz w:val="19"/>
+        </w:rPr>
+        <w:t>Организовал запуск и продажи Расчётного центра.</w:t>
+      </w:r>
+      <w:r>
+        <w:rPr>
+          <w:rFonts w:ascii="Calibri" w:hAnsi="Calibri" w:eastAsia="Calibri"/>
+          <w:b w:val="0"/>
+          <w:color w:val="111111"/>
+          <w:sz w:val="19"/>
+        </w:rPr>
+        <w:t xml:space="preserve"> Подготовил пилотную программу, обучил менеджера и лично провожу технические созвоны. За два месяца команда обработала 176 компаний, провела 73 разговора и 19 технических созвонов. Две компании запустили пилоты; одна оплатила договор на 180 тыс. ₽ в год. Для 10 тыс. лицевых счетов биллинг увеличивает общий MRR с 55 до 205 тыс. ₽, услуга расчётов — до 455 тыс. ₽.</w:t>
+      </w:r>
+    </w:p>
+    <w:p>
+      <w:pPr>
+        <w:pStyle w:val="Heading2"/>
+      </w:pPr>
+      <w:r>
+        <w:rPr>
+          <w:rFonts w:ascii="Calibri" w:hAnsi="Calibri" w:eastAsia="Calibri"/>
+          <w:b w:val="0"/>
+          <w:color w:val="17365D"/>
+          <w:sz w:val="21"/>
+        </w:rPr>
+        <w:t>«Мой Дом Онлайн» / ООО «СмартФ» (продолжение)</w:t>
       </w:r>
     </w:p>
     <w:p>
@@ -434,74 +538,6 @@
     </w:p>
     <w:p>
       <w:pPr>
-        <w:pStyle w:val="ResumeBullet"/>
-        <w:numPr>
-          <w:ilvl w:val="0"/>
-          <w:numId w:val="1"/>
-        </w:numPr>
-      </w:pPr>
-      <w:r>
-        <w:rPr>
-          <w:rFonts w:ascii="Calibri" w:hAnsi="Calibri" w:eastAsia="Calibri"/>
-          <w:b/>
-          <w:color w:val="111111"/>
-          <w:sz w:val="19"/>
-        </w:rPr>
-        <w:t>Начал разработку собственного Расчётного центра.</w:t>
-      </w:r>
-      <w:r>
-        <w:rPr>
-          <w:rFonts w:ascii="Calibri" w:hAnsi="Calibri" w:eastAsia="Calibri"/>
-          <w:b w:val="0"/>
-          <w:color w:val="111111"/>
-          <w:sz w:val="19"/>
-        </w:rPr>
-        <w:t xml:space="preserve"> Провёл около 17 интервью с клиентами, внешними экспертами, расчётчиками и бухгалтерами, сделал контрольную закупку и разобрал решения конкурентов. Подготовил ЧТЗ, нашёл подрядчика 66bit и эксперта по начислениям. Сейчас проверяю и принимаю каждый этап разработки MVP.</w:t>
-      </w:r>
-    </w:p>
-    <w:p>
-      <w:pPr>
-        <w:pStyle w:val="ResumeBullet"/>
-        <w:numPr>
-          <w:ilvl w:val="0"/>
-          <w:numId w:val="1"/>
-        </w:numPr>
-      </w:pPr>
-      <w:r>
-        <w:rPr>
-          <w:rFonts w:ascii="Calibri" w:hAnsi="Calibri" w:eastAsia="Calibri"/>
-          <w:b/>
-          <w:color w:val="111111"/>
-          <w:sz w:val="19"/>
-        </w:rPr>
-        <w:t>Организовал запуск и продажи Расчётного центра.</w:t>
-      </w:r>
-      <w:r>
-        <w:rPr>
-          <w:rFonts w:ascii="Calibri" w:hAnsi="Calibri" w:eastAsia="Calibri"/>
-          <w:b w:val="0"/>
-          <w:color w:val="111111"/>
-          <w:sz w:val="19"/>
-        </w:rPr>
-        <w:t xml:space="preserve"> Подготовил пилотную программу и коммерческие предложения, участвовал в найме и обучении менеджера, лично провожу технические созвоны. За два месяца команда обработала 176 компаний, провела 73 разговора и 19 технических созвонов. Две компании запустили пилоты и подтвердили спрос; одна оплатила годовой договор на 180 тыс. ₽.</w:t>
-      </w:r>
-    </w:p>
-    <w:p>
-      <w:pPr>
-        <w:pStyle w:val="Heading2"/>
-      </w:pPr>
-      <w:r>
-        <w:rPr>
-          <w:rFonts w:ascii="Calibri" w:hAnsi="Calibri" w:eastAsia="Calibri"/>
-          <w:b w:val="0"/>
-          <w:color w:val="17365D"/>
-          <w:sz w:val="21"/>
-        </w:rPr>
-        <w:t>«Мой Дом Онлайн» / ООО «СмартФ» (продолжение)</w:t>
-      </w:r>
-    </w:p>
-    <w:p>
-      <w:pPr>
         <w:pStyle w:val="Heading3"/>
       </w:pPr>
       <w:r>
@@ -529,7 +565,7 @@
           <w:color w:val="111111"/>
           <w:sz w:val="19"/>
         </w:rPr>
-        <w:t>Пересобрал стратегию МДО на 2026–2028 годы.</w:t>
+        <w:t>Ежегодно готовлю и защищаю стратегию продукта перед собственниками.</w:t>
       </w:r>
       <w:r>
         <w:rPr>
@@ -538,7 +574,7 @@
           <w:color w:val="111111"/>
           <w:sz w:val="19"/>
         </w:rPr>
-        <w:t xml:space="preserve"> Сверил план и факт по выручке, продажам, churn и P&amp;L с результатами 22 интервью. Приоритизировал SLA и удержание, ГИС ЖКХ, Расчётный центр и Voice AI. После проверки MVP заменил ранний прогноз выручки РЦ на KPI качества пилотов и перехода в оплату.</w:t>
+        <w:t xml:space="preserve"> В защите на 2026–2028 годы сравнил результаты 2025–2026 годов, показал финансовые показатели, этапы развития и текущее преимущество бизнеса, зафиксировал планы и KPI. Приоритизировал SLA и удержание, ГИС ЖКХ, Расчётный центр и Voice AI.</w:t>
       </w:r>
     </w:p>
     <w:p>
@@ -556,7 +592,7 @@
           <w:color w:val="111111"/>
           <w:sz w:val="19"/>
         </w:rPr>
-        <w:t>Каждый год исследую рынок.</w:t>
+        <w:t>Провёл отдельное шестинедельное исследование рынка в 2026 году.</w:t>
       </w:r>
       <w:r>
         <w:rPr>
@@ -565,7 +601,7 @@
           <w:color w:val="111111"/>
           <w:sz w:val="19"/>
         </w:rPr>
-        <w:t xml:space="preserve"> Общаюсь с действующими и ушедшими клиентами, компаниями, которые отказались от покупки, потенциальными клиентами, сервисными УК и сотрудниками конкурентов. После 22 интервью в 2026 году увидел риск: УК и жители постепенно переносят общение в ГИС ЖКХ. Решил развивать робота как связку «ИИ-диспетчер + человек».</w:t>
+        <w:t xml:space="preserve"> Провёл 22 интервью с действующими и ушедшими клиентами, несостоявшимися покупателями, потенциальными клиентами, сервисными УК и сотрудниками конкурентов. Выявил риск перехода обращений в ГИС ЖКХ и гипотезу контекстного ИИ-диспетчера с передачей сложных случаев человеку; оба направления взяты в разработку.</w:t>
       </w:r>
     </w:p>
     <w:p>
